--- a/public/gallery/examples/product-manager/no/resume.docx
+++ b/public/gallery/examples/product-manager/no/resume.docx
@@ -66,7 +66,7 @@
         </w:rPr>
         <w:t xml:space="preserve">📧 </w:t>
       </w:r>
-      <w:hyperlink w:history="1" r:id="rIdlqe4mmbziah00eyromw3s">
+      <w:hyperlink w:history="1" r:id="rIdo8icthrtf8znj22ohyvyv">
         <w:r>
           <w:rPr>
             <w:sz w:val="18"/>
@@ -89,7 +89,7 @@
         </w:rPr>
         <w:t xml:space="preserve">🔗 </w:t>
       </w:r>
-      <w:hyperlink w:history="1" r:id="rId0zrxqweja4oxgt2elcyjp">
+      <w:hyperlink w:history="1" r:id="rIdmfdzbutph1qez8wkly4no">
         <w:r>
           <w:rPr>
             <w:sz w:val="18"/>
@@ -124,7 +124,7 @@
         <w:spacing w:after="200" w:line="276"/>
         <w:jc w:val="center"/>
       </w:pPr>
-      <w:hyperlink w:history="1" r:id="rIdcpqng1r-qsndahpxjcv2s">
+      <w:hyperlink w:history="1" r:id="rIdyxa1a8calijk-o8nenhmu">
         <w:r>
           <w:rPr>
             <w:sz w:val="18"/>
@@ -140,7 +140,7 @@
         </w:rPr>
         <w:t xml:space="preserve"> • </w:t>
       </w:r>
-      <w:hyperlink w:history="1" r:id="rIdfnjzoa-61xf0dzntixyi4">
+      <w:hyperlink w:history="1" r:id="rIdfcamngbrn2nuvdoscnay6">
         <w:r>
           <w:rPr>
             <w:sz w:val="18"/>
@@ -280,7 +280,7 @@
         </w:rPr>
         <w:t xml:space="preserve">	</w:t>
       </w:r>
-      <w:hyperlink w:history="1" r:id="rIdo-feszwtpnefyahbsw1qp">
+      <w:hyperlink w:history="1" r:id="rIdkutci0iyw_nj75nu-rpxd">
         <w:r>
           <w:rPr>
             <w:sz w:val="18"/>
@@ -443,7 +443,7 @@
         </w:rPr>
         <w:t xml:space="preserve">	</w:t>
       </w:r>
-      <w:hyperlink w:history="1" r:id="rIdlx8ycslmzurftfqehcfqj">
+      <w:hyperlink w:history="1" r:id="rId5-zz3tgxakyk1xsakbuft">
         <w:r>
           <w:rPr>
             <w:sz w:val="18"/>
@@ -625,7 +625,7 @@
         </w:rPr>
         <w:t xml:space="preserve">	</w:t>
       </w:r>
-      <w:hyperlink w:history="1" r:id="rId7r6rcev05zvqhai7akesg">
+      <w:hyperlink w:history="1" r:id="rIddpfhh8hkndu1fpn2xettq">
         <w:r>
           <w:rPr>
             <w:sz w:val="18"/>
@@ -788,7 +788,7 @@
         </w:rPr>
         <w:t xml:space="preserve">	</w:t>
       </w:r>
-      <w:hyperlink w:history="1" r:id="rIdyvclihgm3lcquhxrgwt4i">
+      <w:hyperlink w:history="1" r:id="rIdgzsyin-aftzx1jux8o8xy">
         <w:r>
           <w:rPr>
             <w:sz w:val="18"/>
@@ -1216,7 +1216,7 @@
         </w:rPr>
         <w:t xml:space="preserve">	</w:t>
       </w:r>
-      <w:hyperlink w:history="1" r:id="rIdtm5hxiff62y62irar6ljp">
+      <w:hyperlink w:history="1" r:id="rIdo91c-rujo3z4jsvlzih0j">
         <w:r>
           <w:rPr>
             <w:sz w:val="18"/>
@@ -1282,7 +1282,7 @@
         </w:rPr>
         <w:t xml:space="preserve">	</w:t>
       </w:r>
-      <w:hyperlink w:history="1" r:id="rIdulicacoo3janjcvgmb6gm">
+      <w:hyperlink w:history="1" r:id="rIdu6_aiuiecjm_vrozlh-oq">
         <w:r>
           <w:rPr>
             <w:sz w:val="18"/>
@@ -1367,7 +1367,7 @@
         </w:rPr>
         <w:t xml:space="preserve">	</w:t>
       </w:r>
-      <w:hyperlink w:history="1" r:id="rIdxhhgnunyattgfnfr57_fa">
+      <w:hyperlink w:history="1" r:id="rIdv6holytgxmbkwqz6do-p3">
         <w:r>
           <w:rPr>
             <w:sz w:val="18"/>
@@ -1464,7 +1464,7 @@
         </w:rPr>
         <w:t xml:space="preserve">	</w:t>
       </w:r>
-      <w:hyperlink w:history="1" r:id="rIdr26zco2bgyrio3w0t05b6">
+      <w:hyperlink w:history="1" r:id="rIduaxlq0ludj3dpywxeilny">
         <w:r>
           <w:rPr>
             <w:sz w:val="18"/>
@@ -1627,7 +1627,7 @@
         </w:rPr>
         <w:t xml:space="preserve">	</w:t>
       </w:r>
-      <w:hyperlink w:history="1" r:id="rIddnibaf1ck4qkibv3fi8p-">
+      <w:hyperlink w:history="1" r:id="rIdwkgxzyjydn7xevqkdv0tq">
         <w:r>
           <w:rPr>
             <w:sz w:val="18"/>
@@ -1851,7 +1851,7 @@
         </w:rPr>
         <w:t xml:space="preserve">	</w:t>
       </w:r>
-      <w:hyperlink w:history="1" r:id="rId5l0roooug37jnncmndigm">
+      <w:hyperlink w:history="1" r:id="rId7jtdnoxjyab4jzzia8hzm">
         <w:r>
           <w:rPr>
             <w:sz w:val="18"/>
